--- a/Fase 1/Evidencias Grupales/1.5_GuiaEstudiante_Fase 1_Definicion Proyecto APT.docx
+++ b/Fase 1/Evidencias Grupales/1.5_GuiaEstudiante_Fase 1_Definicion Proyecto APT.docx
@@ -1033,7 +1033,7 @@
                 <w:b/>
                 <w:sz w:val="22"/>
               </w:rPr>
-              <w:t>VetRisk — Sistema predictivo de gestión del riesgo de inasistencia para clínicas veterinarias</w:t>
+              <w:t>PreVet — Sistema predictivo de gestión del riesgo de inasistencia para clínicas veterinarias</w:t>
             </w:r>
           </w:p>
         </w:tc>
